--- a/filesystem/ACTD/Safety/IR_2025-1018_final.docx
+++ b/filesystem/ACTD/Safety/IR_2025-1018_final.docx
@@ -1054,7 +1054,7 @@
           <w:b w:val="0"/>
           <w:sz w:val="21"/>
         </w:rPr>
-        <w:t>The internal investigation finds that Operator Keeler was operating his assigned Owl Route 512 block per the official Fall 2025 Sign run schedule, and that the AVL/GPS telemetry places the coach on the published route and at the published S. Main / Third timepoint at the moment of the collision. The course-and-scope determination is therefore that Operator Keeler was acting within scope of his employment at the time of the collision. This Final Incident Report is the report of record issued following completion of the internal safety investigation.</w:t>
+        <w:t>The internal investigation finds that Operator Keeler was operating his assigned Owl Route 512 block per the official Fall 2025 Sign run schedule, and that the AVL/GPS telemetry places the coach on the published route and at the published S. Main / Third timepoint at the moment of the collision. The course-and-scope determination is therefore that Operator Keeler was operating his assigned Owl Route 512 block at the time of the collision, consistent with the official run schedule and AVL/GPS telemetry. This Final Incident Report is the report of record issued following completion of the internal safety investigation.</w:t>
       </w:r>
       <w:r>
         <w:rPr>

--- a/filesystem/ACTD/Safety/IR_2025-1018_final.docx
+++ b/filesystem/ACTD/Safety/IR_2025-1018_final.docx
@@ -155,6 +155,7 @@
               <w:rPr>
                 <w:rFonts w:ascii="Calibri" w:hAnsi="Calibri" w:cs="Calibri" w:eastAsia="Calibri"/>
                 <w:b/>
+                <w:color w:val="FFFFFF"/>
                 <w:sz w:val="20"/>
               </w:rPr>
               <w:t>Incident No.:</w:t>
@@ -190,6 +191,7 @@
               <w:rPr>
                 <w:rFonts w:ascii="Calibri" w:hAnsi="Calibri" w:cs="Calibri" w:eastAsia="Calibri"/>
                 <w:b/>
+                <w:color w:val="FFFFFF"/>
                 <w:sz w:val="20"/>
               </w:rPr>
               <w:t>ACTD-IR-2025-1018</w:t>
@@ -1160,6 +1162,7 @@
               <w:rPr>
                 <w:rFonts w:ascii="Calibri" w:hAnsi="Calibri" w:cs="Calibri" w:eastAsia="Calibri"/>
                 <w:b/>
+                <w:color w:val="FFFFFF"/>
                 <w:sz w:val="20"/>
               </w:rPr>
               <w:t>Time (10/17/2025 → 10/18/2025)</w:t>
@@ -1195,6 +1198,7 @@
               <w:rPr>
                 <w:rFonts w:ascii="Calibri" w:hAnsi="Calibri" w:cs="Calibri" w:eastAsia="Calibri"/>
                 <w:b/>
+                <w:color w:val="FFFFFF"/>
                 <w:sz w:val="20"/>
               </w:rPr>
               <w:t>Event</w:t>
@@ -1230,6 +1234,7 @@
               <w:rPr>
                 <w:rFonts w:ascii="Calibri" w:hAnsi="Calibri" w:cs="Calibri" w:eastAsia="Calibri"/>
                 <w:b/>
+                <w:color w:val="FFFFFF"/>
                 <w:sz w:val="20"/>
               </w:rPr>
               <w:t>Source</w:t>
@@ -1333,7 +1338,7 @@
                 <w:rFonts w:ascii="Calibri" w:hAnsi="Calibri" w:cs="Calibri" w:eastAsia="Calibri"/>
                 <w:sz w:val="20"/>
               </w:rPr>
-              <w:t>Duty roster; pre-trip yard sheet</w:t>
+              <w:t>Duty roster</w:t>
             </w:r>
           </w:p>
         </w:tc>
@@ -2343,7 +2348,7 @@
                 <w:rFonts w:ascii="Calibri" w:hAnsi="Calibri" w:cs="Calibri" w:eastAsia="Calibri"/>
                 <w:sz w:val="20"/>
               </w:rPr>
-              <w:t>RPD TC-2025-1018 §IV; EMS run sheets</w:t>
+              <w:t>RPD TC-2025-1018 §IV</w:t>
             </w:r>
           </w:p>
         </w:tc>
@@ -3741,6 +3746,7 @@
               <w:rPr>
                 <w:rFonts w:ascii="Calibri" w:hAnsi="Calibri" w:cs="Calibri" w:eastAsia="Calibri"/>
                 <w:b/>
+                <w:color w:val="FFFFFF"/>
                 <w:sz w:val="20"/>
               </w:rPr>
               <w:t>Name</w:t>
@@ -3776,6 +3782,7 @@
               <w:rPr>
                 <w:rFonts w:ascii="Calibri" w:hAnsi="Calibri" w:cs="Calibri" w:eastAsia="Calibri"/>
                 <w:b/>
+                <w:color w:val="FFFFFF"/>
                 <w:sz w:val="20"/>
               </w:rPr>
               <w:t>Raymond T. Keeler</w:t>
@@ -4770,6 +4777,7 @@
               <w:rPr>
                 <w:rFonts w:ascii="Calibri" w:hAnsi="Calibri" w:cs="Calibri" w:eastAsia="Calibri"/>
                 <w:b/>
+                <w:color w:val="FFFFFF"/>
                 <w:sz w:val="20"/>
               </w:rPr>
               <w:t>Passenger</w:t>
@@ -4805,6 +4813,7 @@
               <w:rPr>
                 <w:rFonts w:ascii="Calibri" w:hAnsi="Calibri" w:cs="Calibri" w:eastAsia="Calibri"/>
                 <w:b/>
+                <w:color w:val="FFFFFF"/>
                 <w:sz w:val="20"/>
               </w:rPr>
               <w:t>Status</w:t>
@@ -4840,6 +4849,7 @@
               <w:rPr>
                 <w:rFonts w:ascii="Calibri" w:hAnsi="Calibri" w:cs="Calibri" w:eastAsia="Calibri"/>
                 <w:b/>
+                <w:color w:val="FFFFFF"/>
                 <w:sz w:val="20"/>
               </w:rPr>
               <w:t>Disposition</w:t>
@@ -4877,7 +4887,7 @@
                 <w:rFonts w:ascii="Calibri" w:hAnsi="Calibri" w:cs="Calibri" w:eastAsia="Calibri"/>
                 <w:sz w:val="20"/>
               </w:rPr>
-              <w:t>See APC/farebox export (A11) and on-scene EMS run sheets for the passenger roster, injury dispositions, and transport destinations.</w:t>
+              <w:t>See APC/farebox export (A11) for the passenger roster and the timeline above for injury dispositions and transport destinations.</w:t>
             </w:r>
           </w:p>
         </w:tc>

--- a/filesystem/ACTD/Safety/IR_2025-1018_final.docx
+++ b/filesystem/ACTD/Safety/IR_2025-1018_final.docx
@@ -156,6 +156,7 @@
                 <w:rFonts w:ascii="Calibri" w:hAnsi="Calibri" w:cs="Calibri" w:eastAsia="Calibri"/>
                 <w:b/>
                 <w:sz w:val="20"/>
+                <w:color w:val="FFFFFF"/>
               </w:rPr>
               <w:t>Incident No.:</w:t>
             </w:r>
@@ -191,6 +192,7 @@
                 <w:rFonts w:ascii="Calibri" w:hAnsi="Calibri" w:cs="Calibri" w:eastAsia="Calibri"/>
                 <w:b/>
                 <w:sz w:val="20"/>
+                <w:color w:val="FFFFFF"/>
               </w:rPr>
               <w:t>ACTD-IR-2025-1018</w:t>
             </w:r>
@@ -1054,7 +1056,7 @@
           <w:b w:val="0"/>
           <w:sz w:val="21"/>
         </w:rPr>
-        <w:t>The internal investigation finds that Operator Keeler was operating his assigned Owl Route 512 block per the official Fall 2025 Sign run schedule, and that the AVL/GPS telemetry places the coach on the published route and at the published S. Main / Third timepoint at the moment of the collision. The course-and-scope determination is therefore that Operator Keeler was operating his assigned Owl Route 512 block at the time of the collision, consistent with the official run schedule and AVL/GPS telemetry. This Final Incident Report is the report of record issued following completion of the internal safety investigation.</w:t>
+        <w:t>The internal investigation finds that Operator Keeler was operating his assigned Owl Route 512 block per the official Fall 2025 Sign run schedule, and that the AVL/GPS telemetry places the coach on the published route at the moment of the collision, running ahead of the published S. Main / Third control-point timepoint. The course-and-scope determination is therefore that Operator Keeler was operating his assigned Owl Route 512 block at the time of the collision, consistent with the official run schedule and AVL/GPS telemetry. This Final Incident Report is the report of record issued following completion of the internal safety investigation.</w:t>
       </w:r>
       <w:r>
         <w:rPr>
@@ -1161,6 +1163,7 @@
                 <w:rFonts w:ascii="Calibri" w:hAnsi="Calibri" w:cs="Calibri" w:eastAsia="Calibri"/>
                 <w:b/>
                 <w:sz w:val="20"/>
+                <w:color w:val="FFFFFF"/>
               </w:rPr>
               <w:t>Time (10/17/2025 → 10/18/2025)</w:t>
             </w:r>
@@ -1196,6 +1199,7 @@
                 <w:rFonts w:ascii="Calibri" w:hAnsi="Calibri" w:cs="Calibri" w:eastAsia="Calibri"/>
                 <w:b/>
                 <w:sz w:val="20"/>
+                <w:color w:val="FFFFFF"/>
               </w:rPr>
               <w:t>Event</w:t>
             </w:r>
@@ -1231,6 +1235,7 @@
                 <w:rFonts w:ascii="Calibri" w:hAnsi="Calibri" w:cs="Calibri" w:eastAsia="Calibri"/>
                 <w:b/>
                 <w:sz w:val="20"/>
+                <w:color w:val="FFFFFF"/>
               </w:rPr>
               <w:t>Source</w:t>
             </w:r>
@@ -2176,7 +2181,7 @@
                 <w:rFonts w:ascii="Calibri" w:hAnsi="Calibri" w:cs="Calibri" w:eastAsia="Calibri"/>
                 <w:sz w:val="20"/>
               </w:rPr>
-              <w:t>10/18/2025 02:11</w:t>
+              <w:t>10/18/2025 02:12</w:t>
             </w:r>
           </w:p>
         </w:tc>
@@ -2277,7 +2282,7 @@
                 <w:rFonts w:ascii="Calibri" w:hAnsi="Calibri" w:cs="Calibri" w:eastAsia="Calibri"/>
                 <w:sz w:val="20"/>
               </w:rPr>
-              <w:t>10/18/2025 02:15</w:t>
+              <w:t>10/18/2025 02:10</w:t>
             </w:r>
           </w:p>
         </w:tc>
@@ -3742,6 +3747,7 @@
                 <w:rFonts w:ascii="Calibri" w:hAnsi="Calibri" w:cs="Calibri" w:eastAsia="Calibri"/>
                 <w:b/>
                 <w:sz w:val="20"/>
+                <w:color w:val="FFFFFF"/>
               </w:rPr>
               <w:t>Name</w:t>
             </w:r>
@@ -3777,6 +3783,7 @@
                 <w:rFonts w:ascii="Calibri" w:hAnsi="Calibri" w:cs="Calibri" w:eastAsia="Calibri"/>
                 <w:b/>
                 <w:sz w:val="20"/>
+                <w:color w:val="FFFFFF"/>
               </w:rPr>
               <w:t>Raymond T. Keeler</w:t>
             </w:r>
@@ -4664,7 +4671,7 @@
           <w:b w:val="0"/>
           <w:sz w:val="21"/>
         </w:rPr>
-        <w:t xml:space="preserve">  The on-board AVL/GPS unit on Bus #4177 recorded the coach on the published Route 512 alignment throughout the service night, hitting the published timepoints at S. Main / Fifth, S. Main / Third, Downtown Loop (Civic Center), Alder Creek / Broadway, and Poplar / Rivergate Plaza in the sequence and cadence prescribed by the run schedule for Trips 01 through 05, and departing the Poplar / Rivergate Plaza layover at 02:04 for Trip 06 northbound. The last valid AVL position log prior to the collision places Bus #4177 on northbound S. Main Street immediately south of the S. Main / Third bus-stop pad at 02:05, coincident with the published S. Main / Third control-point timepoint for the Trip 05/06 turnaround pair.</w:t>
+        <w:t xml:space="preserve">  The on-board AVL/GPS unit on Bus #4177 recorded the coach on the published Route 512 alignment throughout the service night, hitting the published timepoints at S. Main / Fifth, S. Main / Third, Downtown Loop (Civic Center), Alder Creek / Broadway, and Poplar / Rivergate Plaza in the sequence and cadence prescribed by the run schedule for Trips 01 through 05, and departing the Poplar / Rivergate Plaza layover at 02:04 for Trip 06 northbound. The last valid AVL position log prior to the collision places Bus #4177 on northbound S. Main Street immediately south of the S. Main / Third bus-stop pad at 02:05, approximately 26 minutes ahead of the published S. Main / Third control-point timepoint (02:31) for Trip 06.</w:t>
       </w:r>
     </w:p>
     <w:p>
@@ -4771,6 +4778,7 @@
                 <w:rFonts w:ascii="Calibri" w:hAnsi="Calibri" w:cs="Calibri" w:eastAsia="Calibri"/>
                 <w:b/>
                 <w:sz w:val="20"/>
+                <w:color w:val="FFFFFF"/>
               </w:rPr>
               <w:t>Passenger</w:t>
             </w:r>
@@ -4806,6 +4814,7 @@
                 <w:rFonts w:ascii="Calibri" w:hAnsi="Calibri" w:cs="Calibri" w:eastAsia="Calibri"/>
                 <w:b/>
                 <w:sz w:val="20"/>
+                <w:color w:val="FFFFFF"/>
               </w:rPr>
               <w:t>Status</w:t>
             </w:r>
@@ -4841,6 +4850,7 @@
                 <w:rFonts w:ascii="Calibri" w:hAnsi="Calibri" w:cs="Calibri" w:eastAsia="Calibri"/>
                 <w:b/>
                 <w:sz w:val="20"/>
+                <w:color w:val="FFFFFF"/>
               </w:rPr>
               <w:t>Disposition</w:t>
             </w:r>

--- a/filesystem/ACTD/Safety/IR_2025-1018_final.docx
+++ b/filesystem/ACTD/Safety/IR_2025-1018_final.docx
@@ -1338,7 +1338,7 @@
                 <w:rFonts w:ascii="Calibri" w:hAnsi="Calibri" w:cs="Calibri" w:eastAsia="Calibri"/>
                 <w:sz w:val="20"/>
               </w:rPr>
-              <w:t>Duty roster; pre-trip yard sheet</w:t>
+              <w:t>Duty roster; dispatch log</w:t>
             </w:r>
           </w:p>
         </w:tc>
@@ -4613,7 +4613,7 @@
           <w:b w:val="0"/>
           <w:sz w:val="21"/>
         </w:rPr>
-        <w:t xml:space="preserve">  ACTD Bus #4177 — 2019 New Flyer XDE40, 40-foot low-floor diesel-electric hybrid transit coach; E-plate exempt (public agency). Vehicle-to-block assignment for Block 512-OWL on the 10/17/2025 → 10/18/2025 service night is reconciled to the Div. 3 pre-trip yard sheet, the fleet dispatch log, and the Fleet Maintenance daily assignment record; there is no swap, relief, or vehicle-reassignment entry against Bus #4177 or Block 512-OWL for that service night. Bus #4177 was checked out to Block 512-OWL at 22:15 pullout and remained checked out at the time of the collision.</w:t>
+        <w:t xml:space="preserve">  ACTD Bus #4177 — 2019 New Flyer XDE40, 40-foot low-floor diesel-electric hybrid transit coach; E-plate exempt (public agency). Vehicle-to-block assignment for Block 512-OWL on the 10/17/2025 → 10/18/2025 service night is reconciled to the fleet dispatch log (which records the pre-trip completion entry) and the Fleet Maintenance daily assignment record; there is no swap, relief, or vehicle-reassignment entry against Bus #4177 or Block 512-OWL for that service night. Bus #4177 was checked out to Block 512-OWL at 22:15 pullout and remained checked out at the time of the collision.</w:t>
       </w:r>
     </w:p>
     <w:p>
@@ -4627,7 +4627,7 @@
           <w:b w:val="0"/>
           <w:sz w:val="21"/>
         </w:rPr>
-        <w:t>Post-collision mechanical inspection at Div. 3 (10/18/2025 daytime) identified no pre-existing steering, braking, suspension, tire, or lighting defect that contributed to the collision. The event data recorder and forward-facing DriveCam video have been preserved.</w:t>
+        <w:t>Bus #4177's Fleet Maintenance history at Div. 3, most recently serviced 10/10/2025 (eight days before the collision), reflects no open or pre-existing steering, braking, suspension, tire, or lighting defect that would have contributed to the collision. The event data recorder and forward-facing DriveCam video have been preserved.</w:t>
       </w:r>
     </w:p>
     <w:p>
@@ -5184,7 +5184,7 @@
           <w:b/>
           <w:sz w:val="21"/>
         </w:rPr>
-        <w:t>The operational records for the 10/17/2025 → 10/18/2025 service night include the Fall 2025 Sign run schedule, the AVL/GPS track from Bus #4177, the Div. 3 pre-trip yard sheet, the fleet dispatch log, the daily block assignment sheet, and Operator Keeler's bid award (Owl Sr. Board Line 12). Bus-to-block assignment for Block 512-OWL on this service night reconciles to the Div. 3 pre-trip yard sheet, the fleet dispatch log, and the daily block assignment sheet.</w:t>
+        <w:t>The operational records for the 10/17/2025 → 10/18/2025 service night include the Fall 2025 Sign run schedule, the AVL/GPS track from Bus #4177, the fleet dispatch log, the daily block assignment sheet, and Operator Keeler's bid award (Owl Sr. Board Line 12). Bus-to-block assignment for Block 512-OWL on this service night reconciles to the fleet dispatch log and the daily block assignment sheet.</w:t>
       </w:r>
       <w:r>
         <w:rPr>
@@ -5666,7 +5666,7 @@
           <w:rFonts w:ascii="Calibri" w:hAnsi="Calibri" w:cs="Calibri" w:eastAsia="Calibri"/>
           <w:sz w:val="21"/>
         </w:rPr>
-        <w:t>ACTD Authorized Owl Routes register, Fall 2025 Sign (Route 512 — Authorized).</w:t>
+        <w:t>ACTD Authorized Owl Routes register (same workbook as above, 'Authorized Owl Routes' tab; Route 512 — Authorized).</w:t>
       </w:r>
     </w:p>
     <w:p>
@@ -5686,7 +5686,7 @@
           <w:rFonts w:ascii="Calibri" w:hAnsi="Calibri" w:cs="Calibri" w:eastAsia="Calibri"/>
           <w:sz w:val="21"/>
         </w:rPr>
-        <w:t>Div. 3 duty roster and pre-trip yard sheet, 10/17/2025.</w:t>
+        <w:t>Div. 3 duty roster, 10/17/2025.</w:t>
       </w:r>
     </w:p>
     <w:p>
@@ -5858,7 +5858,7 @@
           <w:rFonts w:ascii="Calibri" w:hAnsi="Calibri" w:cs="Calibri" w:eastAsia="Calibri"/>
           <w:sz w:val="21"/>
         </w:rPr>
-        <w:t>Bus #4177 post-collision mechanical inspection report (Div. 3 Fleet Maintenance, 10/18/2025).</w:t>
+        <w:t>Bus #4177 Fleet Maintenance service and inspection history (Div. 3; most recent service 10/10/2025).</w:t>
       </w:r>
     </w:p>
     <w:p>

--- a/filesystem/ACTD/Safety/IR_2025-1018_final.docx
+++ b/filesystem/ACTD/Safety/IR_2025-1018_final.docx
@@ -1676,7 +1676,7 @@
                 <w:rFonts w:ascii="Calibri" w:hAnsi="Calibri" w:cs="Calibri" w:eastAsia="Calibri"/>
                 <w:sz w:val="20"/>
               </w:rPr>
-              <w:t>10/17/2025 22:45 – 10/18/2025 01:59</w:t>
+              <w:t>10/17/2025 22:45 – 10/18/2025 01:31</w:t>
             </w:r>
           </w:p>
         </w:tc>
@@ -1777,7 +1777,7 @@
                 <w:rFonts w:ascii="Calibri" w:hAnsi="Calibri" w:cs="Calibri" w:eastAsia="Calibri"/>
                 <w:sz w:val="20"/>
               </w:rPr>
-              <w:t>10/18/2025 01:59–02:04</w:t>
+              <w:t>10/18/2025 01:31–02:04</w:t>
             </w:r>
           </w:p>
         </w:tc>
@@ -4671,7 +4671,7 @@
           <w:b w:val="0"/>
           <w:sz w:val="21"/>
         </w:rPr>
-        <w:t xml:space="preserve">  The on-board AVL/GPS unit on Bus #4177 recorded the coach on the published Route 512 alignment throughout the service night, hitting the published timepoints at S. Main / Fifth, S. Main / Third, Downtown Loop (Civic Center), Alder Creek / Broadway, and Poplar / Rivergate Plaza in the sequence and cadence prescribed by the run schedule for Trips 01 through 05, and departing the Poplar / Rivergate Plaza layover at 02:04 for Trip 06 northbound. The last valid AVL position log prior to the collision places Bus #4177 on northbound S. Main Street immediately south of the S. Main / Third bus-stop pad at 02:05, approximately 26 minutes ahead of the published S. Main / Third control-point timepoint (02:31) for Trip 06.</w:t>
+        <w:t xml:space="preserve">  The on-board AVL/GPS unit on Bus #4177 recorded the coach on the published Route 512 alignment throughout the service night, hitting the published timepoints at S. Main / Fifth, S. Main / Third, Downtown Loop (Civic Center), Alder Creek / Broadway, and Poplar / Rivergate Plaza in the sequence and cadence prescribed by the run schedule for Trips 01 through 05, and departing the Poplar / Rivergate Plaza layover at 02:04 for Trip 06 northbound. The last valid AVL position log prior to the collision places Bus #4177 on northbound S. Main Street immediately south of the S. Main / Third bus-stop pad at 02:05, approximately 4 minutes ahead of the published S. Main / Third control-point timepoint (02:09) for Trip 06.</w:t>
       </w:r>
     </w:p>
     <w:p>
@@ -5878,7 +5878,7 @@
           <w:rFonts w:ascii="Calibri" w:hAnsi="Calibri" w:cs="Calibri" w:eastAsia="Calibri"/>
           <w:sz w:val="21"/>
         </w:rPr>
-        <w:t>DriveCam video (forward-facing and cabin-facing), Bus #4177, 10/18/2025 01:59–02:07 (preserved).</w:t>
+        <w:t>DriveCam video (forward-facing and cabin-facing), Bus #4177, 10/18/2025 01:30–02:07 (preserved).</w:t>
       </w:r>
     </w:p>
     <w:p>

--- a/filesystem/ACTD/Safety/IR_2025-1018_final.docx
+++ b/filesystem/ACTD/Safety/IR_2025-1018_final.docx
@@ -1054,7 +1054,7 @@
           <w:b w:val="0"/>
           <w:sz w:val="21"/>
         </w:rPr>
-        <w:t>The internal investigation finds that Operator Keeler was operating his assigned Owl Route 512 block per the official Fall 2025 Sign run schedule, and that the AVL/GPS telemetry places the coach on the published route and at the published S. Main / Third timepoint at the moment of the collision. The course-and-scope determination is therefore that Operator Keeler was operating his assigned Owl Route 512 block at the time of the collision, consistent with the official run schedule and AVL/GPS telemetry. This Final Incident Report is the report of record issued following completion of the internal safety investigation.</w:t>
+        <w:t>This Final Incident Report is the report of record issued following completion of the internal safety investigation.</w:t>
       </w:r>
       <w:r>
         <w:rPr>
@@ -2343,7 +2343,7 @@
                 <w:rFonts w:ascii="Calibri" w:hAnsi="Calibri" w:cs="Calibri" w:eastAsia="Calibri"/>
                 <w:sz w:val="20"/>
               </w:rPr>
-              <w:t>RPD TC-2025-1018 §IV; EMS run sheets</w:t>
+              <w:t>RPD TC-2025-1018 §IV</w:t>
             </w:r>
           </w:p>
         </w:tc>
@@ -3050,7 +3050,7 @@
                 <w:rFonts w:ascii="Calibri" w:hAnsi="Calibri" w:cs="Calibri" w:eastAsia="Calibri"/>
                 <w:sz w:val="20"/>
               </w:rPr>
-              <w:t>ACTD Compliance A05</w:t>
+              <w:t>ACTD Compliance the DOT Post-Accident Test Record</w:t>
             </w:r>
           </w:p>
         </w:tc>
@@ -3151,7 +3151,7 @@
                 <w:rFonts w:ascii="Calibri" w:hAnsi="Calibri" w:cs="Calibri" w:eastAsia="Calibri"/>
                 <w:sz w:val="20"/>
               </w:rPr>
-              <w:t>ACTD Compliance A05</w:t>
+              <w:t>ACTD Compliance the DOT Post-Accident Test Record</w:t>
             </w:r>
           </w:p>
         </w:tc>
@@ -4703,7 +4703,7 @@
           <w:b w:val="0"/>
           <w:sz w:val="21"/>
         </w:rPr>
-        <w:t>Per the vehicle's automatic passenger counter (APC) and farebox export for Trip 06 of Block 512-OWL (Bus #4177) on 10/18/2025, the onboard passenger count at the moment of the collision is documented in the APC/farebox attachment. Scene triage recorded two injured passengers transported by ground ambulance and one uninjured passenger who remained on scene as a witness. The count is corroborated by the fare-transaction log for the interval following the 02:04 Poplar / Rivergate Plaza layover and by the on-scene passenger accounting recorded by Rivergate Fire triage; see A11 (APC/farebox export) for the exact count.</w:t>
+        <w:t>Per the vehicle's automatic passenger counter (APC) and farebox export for Trip 06 of Block 512-OWL (Bus #4177) on 10/18/2025, the onboard passenger count at the moment of the collision is documented in the APC/farebox attachment. Scene triage recorded two injured passengers transported by ground ambulance and one uninjured passenger who remained on scene as a witness. The count is corroborated by the fare-transaction log for the interval following the 02:04 Poplar / Rivergate Plaza layover and by the on-scene passenger accounting recorded by Rivergate Fire triage; see the APC/farebox export for the exact count.</w:t>
       </w:r>
       <w:r>
         <w:rPr>
@@ -4877,7 +4877,7 @@
                 <w:rFonts w:ascii="Calibri" w:hAnsi="Calibri" w:cs="Calibri" w:eastAsia="Calibri"/>
                 <w:sz w:val="20"/>
               </w:rPr>
-              <w:t>See APC/farebox export (A11) and on-scene EMS run sheets for the passenger roster, injury dispositions, and transport destinations.</w:t>
+              <w:t>See the APC/farebox export for the passenger roster and Rivergate Police Department Traffic Collision Report No. TC-2025-1018, Section III, for injury dispositions and transport destinations.</w:t>
             </w:r>
           </w:p>
         </w:tc>

--- a/filesystem/ACTD/Safety/IR_2025-1018_final.docx
+++ b/filesystem/ACTD/Safety/IR_2025-1018_final.docx
@@ -1333,7 +1333,7 @@
                 <w:rFonts w:ascii="Calibri" w:hAnsi="Calibri" w:cs="Calibri" w:eastAsia="Calibri"/>
                 <w:sz w:val="20"/>
               </w:rPr>
-              <w:t>Duty roster; pre-trip yard sheet</w:t>
+              <w:t>Duty roster</w:t>
             </w:r>
           </w:p>
         </w:tc>
@@ -4606,7 +4606,7 @@
           <w:b w:val="0"/>
           <w:sz w:val="21"/>
         </w:rPr>
-        <w:t xml:space="preserve">  ACTD Bus #4177 — 2019 New Flyer XDE40, 40-foot low-floor diesel-electric hybrid transit coach; E-plate exempt (public agency). Vehicle-to-block assignment for Block 512-OWL on the 10/17/2025 → 10/18/2025 service night is reconciled to the Div. 3 pre-trip yard sheet, the fleet dispatch log, and the Fleet Maintenance daily assignment record; there is no swap, relief, or vehicle-reassignment entry against Bus #4177 or Block 512-OWL for that service night. Bus #4177 was checked out to Block 512-OWL at 22:15 pullout and remained checked out at the time of the collision.</w:t>
+        <w:t xml:space="preserve">  ACTD Bus #4177 — 2019 New Flyer XDE40, 40-foot low-floor diesel-electric hybrid transit coach; E-plate exempt (public agency). Vehicle-to-block assignment for Block 512-OWL on the 10/17/2025 → 10/18/2025 service night is reconciled to the Div. 3 duty roster and the fleet dispatch log; there is no swap, relief, or vehicle-reassignment entry against Bus #4177 or Block 512-OWL for that service night. Bus #4177 was checked out to Block 512-OWL at 22:15 pullout and remained checked out at the time of the collision.</w:t>
       </w:r>
     </w:p>
     <w:p>
@@ -5174,7 +5174,7 @@
           <w:b/>
           <w:sz w:val="21"/>
         </w:rPr>
-        <w:t>The operational records for the 10/17/2025 → 10/18/2025 service night include the Fall 2025 Sign run schedule, the AVL/GPS track from Bus #4177, the Div. 3 pre-trip yard sheet, the fleet dispatch log, the daily block assignment sheet, and Operator Keeler's bid award (Owl Sr. Board Line 12). Bus-to-block assignment for Block 512-OWL on this service night reconciles to the Div. 3 pre-trip yard sheet, the fleet dispatch log, and the daily block assignment sheet.</w:t>
+        <w:t>The operational records for the 10/17/2025 → 10/18/2025 service night include the Fall 2025 Sign run schedule, the AVL/GPS track from Bus #4177, the Div. 3 duty roster, the fleet dispatch log, and Operator Keeler's bid award (Owl Sr. Board Line 12). Bus-to-block assignment for Block 512-OWL on this service night reconciles to the Div. 3 duty roster and the fleet dispatch log.</w:t>
       </w:r>
       <w:r>
         <w:rPr>

--- a/filesystem/ACTD/Safety/IR_2025-1018_final.docx
+++ b/filesystem/ACTD/Safety/IR_2025-1018_final.docx
@@ -155,6 +155,7 @@
               <w:rPr>
                 <w:rFonts w:ascii="Calibri" w:hAnsi="Calibri" w:cs="Calibri" w:eastAsia="Calibri"/>
                 <w:b/>
+                <w:color w:val="FFFFFF"/>
                 <w:sz w:val="20"/>
               </w:rPr>
               <w:t>Incident No.:</w:t>
@@ -190,6 +191,7 @@
               <w:rPr>
                 <w:rFonts w:ascii="Calibri" w:hAnsi="Calibri" w:cs="Calibri" w:eastAsia="Calibri"/>
                 <w:b/>
+                <w:color w:val="FFFFFF"/>
                 <w:sz w:val="20"/>
               </w:rPr>
               <w:t>ACTD-IR-2025-1018</w:t>
@@ -1160,6 +1162,7 @@
               <w:rPr>
                 <w:rFonts w:ascii="Calibri" w:hAnsi="Calibri" w:cs="Calibri" w:eastAsia="Calibri"/>
                 <w:b/>
+                <w:color w:val="FFFFFF"/>
                 <w:sz w:val="20"/>
               </w:rPr>
               <w:t>Time (10/17/2025 → 10/18/2025)</w:t>
@@ -1195,6 +1198,7 @@
               <w:rPr>
                 <w:rFonts w:ascii="Calibri" w:hAnsi="Calibri" w:cs="Calibri" w:eastAsia="Calibri"/>
                 <w:b/>
+                <w:color w:val="FFFFFF"/>
                 <w:sz w:val="20"/>
               </w:rPr>
               <w:t>Event</w:t>
@@ -1230,6 +1234,7 @@
               <w:rPr>
                 <w:rFonts w:ascii="Calibri" w:hAnsi="Calibri" w:cs="Calibri" w:eastAsia="Calibri"/>
                 <w:b/>
+                <w:color w:val="FFFFFF"/>
                 <w:sz w:val="20"/>
               </w:rPr>
               <w:t>Source</w:t>
@@ -3741,6 +3746,7 @@
               <w:rPr>
                 <w:rFonts w:ascii="Calibri" w:hAnsi="Calibri" w:cs="Calibri" w:eastAsia="Calibri"/>
                 <w:b/>
+                <w:color w:val="FFFFFF"/>
                 <w:sz w:val="20"/>
               </w:rPr>
               <w:t>Name</w:t>
@@ -3776,6 +3782,7 @@
               <w:rPr>
                 <w:rFonts w:ascii="Calibri" w:hAnsi="Calibri" w:cs="Calibri" w:eastAsia="Calibri"/>
                 <w:b/>
+                <w:color w:val="FFFFFF"/>
                 <w:sz w:val="20"/>
               </w:rPr>
               <w:t>Raymond T. Keeler</w:t>
@@ -4770,6 +4777,7 @@
               <w:rPr>
                 <w:rFonts w:ascii="Calibri" w:hAnsi="Calibri" w:cs="Calibri" w:eastAsia="Calibri"/>
                 <w:b/>
+                <w:color w:val="FFFFFF"/>
                 <w:sz w:val="20"/>
               </w:rPr>
               <w:t>Passenger</w:t>
@@ -4805,6 +4813,7 @@
               <w:rPr>
                 <w:rFonts w:ascii="Calibri" w:hAnsi="Calibri" w:cs="Calibri" w:eastAsia="Calibri"/>
                 <w:b/>
+                <w:color w:val="FFFFFF"/>
                 <w:sz w:val="20"/>
               </w:rPr>
               <w:t>Status</w:t>
@@ -4840,6 +4849,7 @@
               <w:rPr>
                 <w:rFonts w:ascii="Calibri" w:hAnsi="Calibri" w:cs="Calibri" w:eastAsia="Calibri"/>
                 <w:b/>
+                <w:color w:val="FFFFFF"/>
                 <w:sz w:val="20"/>
               </w:rPr>
               <w:t>Disposition</w:t>
@@ -5676,7 +5686,7 @@
           <w:rFonts w:ascii="Calibri" w:hAnsi="Calibri" w:cs="Calibri" w:eastAsia="Calibri"/>
           <w:sz w:val="21"/>
         </w:rPr>
-        <w:t>Div. 3 duty roster and pre-trip yard sheet, 10/17/2025.</w:t>
+        <w:t>Div. 3 duty roster, 10/17/2025.</w:t>
       </w:r>
     </w:p>
     <w:p>

--- a/filesystem/ACTD/Safety/IR_2025-1018_final.docx
+++ b/filesystem/ACTD/Safety/IR_2025-1018_final.docx
@@ -4671,7 +4671,7 @@
           <w:b w:val="0"/>
           <w:sz w:val="21"/>
         </w:rPr>
-        <w:t xml:space="preserve">  The on-board AVL/GPS unit on Bus #4177 recorded the coach on the published Route 512 alignment throughout the service night, hitting the published timepoints at S. Main / Fifth, S. Main / Third, Downtown Loop (Civic Center), Alder Creek / Broadway, and Poplar / Rivergate Plaza in the sequence and cadence prescribed by the run schedule for Trips 01 through 05, and departing the Poplar / Rivergate Plaza layover at 02:04 for Trip 06 northbound. The last valid AVL position log prior to the collision places Bus #4177 on northbound S. Main Street immediately south of the S. Main / Third bus-stop pad at 02:05, coincident with the published S. Main / Third control-point timepoint for the Trip 05/06 turnaround pair.</w:t>
+        <w:t xml:space="preserve">  The on-board AVL/GPS unit on Bus #4177 recorded the coach on the published Route 512 alignment throughout the service night, hitting the published timepoints at S. Main / Fifth, S. Main / Third, Downtown Loop (Civic Center), Alder Creek / Broadway, and Poplar / Rivergate Plaza in the sequence and cadence prescribed by the run schedule for Trips 01 through 05, and departing the Poplar / Rivergate Plaza layover at 02:04 for Trip 06 northbound. The last valid AVL position log prior to the collision places Bus #4177 on northbound S. Main Street immediately south of the S. Main / Third bus-stop pad at 02:05, at the published S. Main / Third control-point location for the Trip 05/06 turnaround pair.</w:t>
       </w:r>
     </w:p>
     <w:p>
@@ -5878,7 +5878,7 @@
           <w:rFonts w:ascii="Calibri" w:hAnsi="Calibri" w:cs="Calibri" w:eastAsia="Calibri"/>
           <w:sz w:val="21"/>
         </w:rPr>
-        <w:t>DriveCam video (forward-facing and cabin-facing), Bus #4177, 10/18/2025 01:59–02:07 (preserved).</w:t>
+        <w:t>DriveCam still-frame log (forward-facing and cabin-facing), Bus #4177, 10/18/2025 01:59–02:07; native clip retained by vendor under litigation hold, not yet retrieved.</w:t>
       </w:r>
     </w:p>
     <w:p>

--- a/filesystem/ACTD/Safety/IR_2025-1018_final.docx
+++ b/filesystem/ACTD/Safety/IR_2025-1018_final.docx
@@ -5012,7 +5012,15 @@
           <w:b/>
           <w:sz w:val="21"/>
         </w:rPr>
-        <w:t>Precipitating factor — operator impairment (alcohol).  The certified evidentiary blood specimen was drawn from Operator Keeler at Rivergate Regional Trauma Center at approximately 03:10 a.m. on 10/18/2025 and reported by the Los Angeles County Sheriff's Department Scientific Services Bureau — Crime Laboratory on 11/07/2025 (LASD-SSB Case No. LASD-SSB-25-0442117): whole-blood ethanol = 0.14 g/dL, i.e., 0.14% w/v. That value is more than 1.75 times the California per-se limit for a non-commercial driver under Veh. Code § 23152(b) (0.08%) and more than 3.5 times the per-se limit for a commercial driver under Veh. Code § 23152(d) (0.04%), and it establishes operator impairment as the precipitating factor in this collision. Toxicology results were negative for methanol, acetone, and isopropanol on the same headspace analysis.</w:t>
+        <w:t>Precipitating factor — operator impairment (alcohol).</w:t>
+      </w:r>
+      <w:r>
+        <w:rPr>
+          <w:rFonts w:ascii="Calibri" w:hAnsi="Calibri" w:cs="Calibri" w:eastAsia="Calibri"/>
+          <w:b w:val="0"/>
+          <w:sz w:val="21"/>
+        </w:rPr>
+        <w:t xml:space="preserve">  The certified evidentiary blood specimen was drawn from Operator Keeler at Rivergate Regional Trauma Center at approximately 03:10 a.m. on 10/18/2025 and reported by the Los Angeles County Sheriff's Department Scientific Services Bureau — Crime Laboratory on 11/07/2025 (LASD-SSB Case No. LASD-SSB-25-0442117): whole-blood ethanol = 0.14 g/dL, i.e., 0.14% w/v. That value is more than 1.75 times the California per-se limit for a non-commercial driver under Veh. Code § 23152(b) (0.08%) and more than 3.5 times the per-se limit for a commercial driver under Veh. Code § 23152(d) (0.04%), and it establishes operator impairment as the precipitating factor in this collision. Toxicology results were negative for methanol, acetone, and isopropanol on the same headspace analysis.</w:t>
       </w:r>
       <w:r>
         <w:rPr>
@@ -5085,7 +5093,7 @@
           <w:b w:val="0"/>
           <w:sz w:val="21"/>
         </w:rPr>
-        <w:t xml:space="preserve">  Ambient lighting at the intersection immediately following first impact was reduced by the loss of the struck fixture; however, the intersection was still adequately lit by the northwest-corner fixture and by ambient commercial signage. The reduced-lighting condition is an EFFECT of the collision, not a cause of it: the coach was already off-track and had struck the standard before the fixture was extinguished, and the pedestrian was struck seconds later under residual momentum. Roadway surface was dry; weather clear; visibility unimpaired at the time the coach left its lane; no other roadway user contributed to the collision.</w:t>
+        <w:t xml:space="preserve">  Ambient lighting at the intersection immediately following first impact was reduced by the loss of the struck fixture; however, the intersection was still adequately lit by the northwest-corner fixture and by ambient commercial signage. The reduced-lighting condition is an effect of the collision, not a cause of it: the coach was already off-track and had struck the standard before the fixture was extinguished, and the pedestrian was struck seconds later under residual momentum. Roadway surface was dry; weather clear; visibility unimpaired at the time the coach left its lane; no other roadway user contributed to the collision.</w:t>
       </w:r>
     </w:p>
     <w:p>
@@ -5134,7 +5142,7 @@
       <w:r>
         <w:rPr>
           <w:rFonts w:ascii="Calibri" w:hAnsi="Calibri" w:cs="Calibri" w:eastAsia="Calibri"/>
-          <w:b/>
+          <w:b w:val="0"/>
           <w:sz w:val="21"/>
         </w:rPr>
         <w:t>preventable</w:t>

--- a/filesystem/ACTD/Safety/IR_2025-1018_final.docx
+++ b/filesystem/ACTD/Safety/IR_2025-1018_final.docx
@@ -5189,7 +5189,7 @@
       <w:r>
         <w:rPr>
           <w:rFonts w:ascii="Calibri" w:hAnsi="Calibri" w:cs="Calibri" w:eastAsia="Calibri"/>
-          <w:b/>
+          <w:b w:val="0"/>
           <w:sz w:val="21"/>
         </w:rPr>
         <w:t>The operational records for the 10/17/2025 → 10/18/2025 service night include the Fall 2025 Sign run schedule, the AVL/GPS track from Bus #4177, the Div. 3 duty roster, the fleet dispatch log, and Operator Keeler's bid award (Owl Sr. Board Line 12). Bus-to-block assignment for Block 512-OWL on this service night reconciles to the Div. 3 duty roster and the fleet dispatch log.</w:t>

--- a/filesystem/ACTD/Safety/IR_2025-1018_final.docx
+++ b/filesystem/ACTD/Safety/IR_2025-1018_final.docx
@@ -4671,7 +4671,7 @@
           <w:b w:val="0"/>
           <w:sz w:val="21"/>
         </w:rPr>
-        <w:t xml:space="preserve">  The on-board AVL/GPS unit on Bus #4177 recorded the coach on the published Route 512 alignment throughout the service night, hitting the published timepoints at S. Main / Fifth, S. Main / Third, Downtown Loop (Civic Center), Alder Creek / Broadway, and Poplar / Rivergate Plaza in the sequence and cadence prescribed by the run schedule for Trips 01 through 05, and departing the Poplar / Rivergate Plaza layover at 02:04 for Trip 06 northbound. The last valid AVL position log prior to the collision places Bus #4177 on northbound S. Main Street immediately south of the S. Main / Third bus-stop pad at 02:05, at the published S. Main / Third control-point location for the Trip 05/06 turnaround pair.</w:t>
+        <w:t xml:space="preserve">  The on-board AVL/GPS unit on Bus #4177 recorded the coach on the published Route 512 alignment throughout the service night, hitting the published timepoints at S. Main / Fifth, S. Main / Third, Downtown Loop (Civic Center), Alder Creek / Broadway, and Poplar / Rivergate Plaza in the sequence and cadence prescribed by the run schedule for Trips 01 through 05, and departing the Poplar / Rivergate Plaza layover at 02:04 for Trip 06 northbound. The APC/farebox export for this leg records no boardings or alightings at the Alder Creek / Broadway or Downtown Loop / Civic Center timepoints, and Dispatch received no deviation call from Op 4417 on this leg (see dispatch log). The last valid AVL position log prior to the collision places Bus #4177 on northbound S. Main Street immediately south of the S. Main / Third bus-stop pad at 02:05, at the published S. Main / Third control-point location for the Trip 05/06 turnaround pair.</w:t>
       </w:r>
     </w:p>
     <w:p>
